--- a/Resume_SHEIKH MD FAYSAL.docx
+++ b/Resume_SHEIKH MD FAYSAL.docx
@@ -763,7 +763,7 @@
         <w:rPr>
           <w:sz w:val="21"/>
         </w:rPr>
-        <w:t>Live demo: https://ai-security-platform-jlp76.ondigitalocean.app/  |  Repo: github.com/SheikhMdFaysal/enterprise-ai-security-platform</w:t>
+        <w:t>Live demo: https://ai-security-platform-chi.vercel.app/  |  Repo: github.com/SheikhMdFaysal/enterprise-ai-security-platform</w:t>
       </w:r>
     </w:p>
     <w:p>
